--- a/1-1.prepare/lesson-plan.docx
+++ b/1-1.prepare/lesson-plan.docx
@@ -249,7 +249,7 @@
               </wp:anchor>
             </w:drawing>
           </mc:Choice>
-          <mc:Fallback xmlns:w16sdtdh="http://schemas.microsoft.com/office/word/2020/wordml/sdtdatahash" xmlns:w16="http://schemas.microsoft.com/office/word/2018/wordml" xmlns:w16cex="http://schemas.microsoft.com/office/word/2018/wordml/cex" xmlns:oel="http://schemas.microsoft.com/office/2019/extlst">
+          <mc:Fallback xmlns:oel="http://schemas.microsoft.com/office/2019/extlst" xmlns:w16cex="http://schemas.microsoft.com/office/word/2018/wordml/cex" xmlns:w16="http://schemas.microsoft.com/office/word/2018/wordml" xmlns:w16sdtdh="http://schemas.microsoft.com/office/word/2020/wordml/sdtdatahash">
             <w:pict>
               <v:line w14:anchorId="3E189CF8" id="Straight Connector 3" o:spid="_x0000_s1026" style="position:absolute;left:0;text-align:left;z-index:251838976;visibility:visible;mso-wrap-style:square;mso-width-percent:0;mso-height-percent:0;mso-wrap-distance-left:9pt;mso-wrap-distance-top:0;mso-wrap-distance-right:9pt;mso-wrap-distance-bottom:0;mso-position-horizontal:absolute;mso-position-horizontal-relative:text;mso-position-vertical:absolute;mso-position-vertical-relative:text;mso-width-percent:0;mso-height-percent:0;mso-width-relative:margin;mso-height-relative:margin" from="-27.55pt,21.2pt" to="271.1pt,21.2pt" o:gfxdata="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" strokecolor="#0d0d0d [3069]" strokeweight="3pt"/>
             </w:pict>
@@ -659,7 +659,7 @@
               </wp:anchor>
             </w:drawing>
           </mc:Choice>
-          <mc:Fallback xmlns:w16sdtdh="http://schemas.microsoft.com/office/word/2020/wordml/sdtdatahash" xmlns:w16="http://schemas.microsoft.com/office/word/2018/wordml" xmlns:w16cex="http://schemas.microsoft.com/office/word/2018/wordml/cex" xmlns:oel="http://schemas.microsoft.com/office/2019/extlst">
+          <mc:Fallback xmlns:oel="http://schemas.microsoft.com/office/2019/extlst" xmlns:w16cex="http://schemas.microsoft.com/office/word/2018/wordml/cex" xmlns:w16="http://schemas.microsoft.com/office/word/2018/wordml" xmlns:w16sdtdh="http://schemas.microsoft.com/office/word/2020/wordml/sdtdatahash">
             <w:pict>
               <v:line w14:anchorId="011E06B7" id="Straight Connector 3" o:spid="_x0000_s1026" style="position:absolute;left:0;text-align:left;z-index:251841024;visibility:visible;mso-wrap-style:square;mso-width-percent:0;mso-wrap-distance-left:9pt;mso-wrap-distance-top:0;mso-wrap-distance-right:9pt;mso-wrap-distance-bottom:0;mso-position-horizontal:absolute;mso-position-horizontal-relative:text;mso-position-vertical:absolute;mso-position-vertical-relative:text;mso-width-percent:0;mso-width-relative:margin" from="-27.55pt,18.8pt" to="271.05pt,18.8pt" o:gfxdata="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" strokecolor="#0d0d0d [3069]" strokeweight="3pt"/>
             </w:pict>
@@ -16788,6 +16788,8 @@
         </w:rPr>
         <w:tab/>
       </w:r>
+      <w:bookmarkStart w:id="0" w:name="_GoBack"/>
+      <w:bookmarkEnd w:id="0"/>
       <w:r>
         <w:rPr>
           <w:noProof/>
@@ -19663,7 +19665,7 @@
           <w:rFonts w:asciiTheme="minorHAnsi" w:eastAsiaTheme="minorHAnsi" w:hAnsiTheme="minorHAnsi"/>
         </w:rPr>
       </w:pPr>
-      <w:bookmarkStart w:id="0" w:name="_Toc197687927"/>
+      <w:bookmarkStart w:id="1" w:name="_Toc197687927"/>
       <w:r>
         <w:rPr>
           <w:rFonts w:asciiTheme="minorHAnsi" w:eastAsiaTheme="minorHAnsi" w:hAnsiTheme="minorHAnsi" w:hint="eastAsia"/>
@@ -19672,7 +19674,7 @@
         <w:lastRenderedPageBreak/>
         <w:t>개요</w:t>
       </w:r>
-      <w:bookmarkEnd w:id="0"/>
+      <w:bookmarkEnd w:id="1"/>
     </w:p>
     <w:p>
       <w:pPr>
@@ -19769,15 +19771,7 @@
         <w:rPr>
           <w:rFonts w:asciiTheme="minorHAnsi" w:eastAsiaTheme="minorHAnsi" w:hAnsiTheme="minorHAnsi" w:hint="eastAsia"/>
         </w:rPr>
-        <w:t xml:space="preserve"> 실</w:t>
-      </w:r>
-      <w:bookmarkStart w:id="1" w:name="_GoBack"/>
-      <w:bookmarkEnd w:id="1"/>
-      <w:r>
-        <w:rPr>
-          <w:rFonts w:asciiTheme="minorHAnsi" w:eastAsiaTheme="minorHAnsi" w:hAnsiTheme="minorHAnsi" w:hint="eastAsia"/>
-        </w:rPr>
-        <w:t>라버스 문서에 기술된다.</w:t>
+        <w:t xml:space="preserve"> 실라버스 문서에 기술된다.</w:t>
       </w:r>
     </w:p>
     <w:p>
@@ -19823,7 +19817,7 @@
       <w:pPr>
         <w:pStyle w:val="a9"/>
         <w:rPr>
-          <w:rFonts w:asciiTheme="minorHAnsi" w:eastAsiaTheme="minorHAnsi" w:hAnsiTheme="minorHAnsi" w:hint="eastAsia"/>
+          <w:rFonts w:asciiTheme="minorHAnsi" w:eastAsiaTheme="minorHAnsi" w:hAnsiTheme="minorHAnsi"/>
         </w:rPr>
       </w:pPr>
     </w:p>
@@ -63917,7 +63911,7 @@
 </file>
 
 <file path=customXml/itemProps1.xml><?xml version="1.0" encoding="utf-8"?>
-<ds:datastoreItem xmlns:ds="http://schemas.openxmlformats.org/officeDocument/2006/customXml" ds:itemID="{90061F75-C8DE-4658-BE31-AC42E0DB31BD}">
+<ds:datastoreItem xmlns:ds="http://schemas.openxmlformats.org/officeDocument/2006/customXml" ds:itemID="{EC81F396-9C35-432E-8E23-652BF4CF6302}">
   <ds:schemaRefs>
     <ds:schemaRef ds:uri="http://schemas.openxmlformats.org/officeDocument/2006/bibliography"/>
   </ds:schemaRefs>
